--- a/docs/AI_Prompt_Library_for_Language_Learning.docx
+++ b/docs/AI_Prompt_Library_for_Language_Learning.docx
@@ -101,7 +101,7 @@
                 <w:sz w:val="22"/>
                 <w:szCs w:val="22"/>
               </w:rPr>
-              <w:t xml:space="preserve">How to use ChatGPT, Claude, or Gemini as a force multiplier — not a chat partner.</w:t>
+              <w:t xml:space="preserve">How to use ChatGPT, Claude, or Gemini as a force multiplier, not a chat partner.</w:t>
             </w:r>
           </w:p>
           <w:p>
@@ -117,7 +117,7 @@
                 <w:sz w:val="20"/>
                 <w:szCs w:val="20"/>
               </w:rPr>
-              <w:t xml:space="preserve">Cómo usar ChatGPT, Claude, o Gemini para multiplicar tu progreso — no para conversación interminable.</w:t>
+              <w:t xml:space="preserve">Cómo usar ChatGPT, Claude, o Gemini para multiplicar tu progreso, no para conversación interminable.</w:t>
             </w:r>
           </w:p>
           <w:p>
@@ -314,7 +314,7 @@
           <w:sz w:val="22"/>
           <w:szCs w:val="22"/>
         </w:rPr>
-        <w:t xml:space="preserve">ChatGPT (chat.openai.com) — strong for English instruction, widely available.</w:t>
+        <w:t xml:space="preserve">ChatGPT (chat.openai.com), strong for English instruction, widely available.</w:t>
       </w:r>
     </w:p>
     <w:p>
@@ -333,7 +333,7 @@
           <w:sz w:val="22"/>
           <w:szCs w:val="22"/>
         </w:rPr>
-        <w:t xml:space="preserve">Claude (claude.ai) — strong for longer-form text, good editing skills.</w:t>
+        <w:t xml:space="preserve">Claude (claude.ai), strong for longer-form text, good editing skills.</w:t>
       </w:r>
     </w:p>
     <w:p>
@@ -352,7 +352,7 @@
           <w:sz w:val="22"/>
           <w:szCs w:val="22"/>
         </w:rPr>
-        <w:t xml:space="preserve">Gemini (gemini.google.com) — integrates with Google Drive if you store decks there.</w:t>
+        <w:t xml:space="preserve">Gemini (gemini.google.com), integrates with Google Drive if you store decks there.</w:t>
       </w:r>
     </w:p>
     <w:p>
@@ -383,7 +383,7 @@
           <w:sz w:val="36"/>
           <w:szCs w:val="36"/>
         </w:rPr>
-        <w:t xml:space="preserve">Prompt 1 — Build a CSV vocabulary deck for Anki</w:t>
+        <w:t xml:space="preserve">Prompt 1, Build a CSV vocabulary deck for Anki</w:t>
       </w:r>
     </w:p>
     <w:p>
@@ -397,7 +397,7 @@
           <w:sz w:val="22"/>
           <w:szCs w:val="22"/>
         </w:rPr>
-        <w:t xml:space="preserve">This is the highest-value prompt in the library. It produces a CSV file ready for Anki batch import — saving you hours of manual card creation.</w:t>
+        <w:t xml:space="preserve">This is the highest-value prompt in the library. It produces a CSV file ready for Anki batch import, saving you hours of manual card creation.</w:t>
       </w:r>
     </w:p>
     <w:tbl>
@@ -762,7 +762,7 @@
           <w:sz w:val="22"/>
           <w:szCs w:val="22"/>
         </w:rPr>
-        <w:t xml:space="preserve">Open the new cards. For each one, take 30 seconds to add a vivid mnemonic image — the AI can suggest one if you ask.</w:t>
+        <w:t xml:space="preserve">Open the new cards. For each one, take 30 seconds to add a vivid mnemonic image, the AI can suggest one if you ask.</w:t>
       </w:r>
     </w:p>
     <w:p>
@@ -779,7 +779,7 @@
           <w:sz w:val="36"/>
           <w:szCs w:val="36"/>
         </w:rPr>
-        <w:t xml:space="preserve">Prompt 2 — Generate IPA breakdowns and minimal pairs</w:t>
+        <w:t xml:space="preserve">Prompt 2, Generate IPA breakdowns and minimal pairs</w:t>
       </w:r>
     </w:p>
     <w:p>
@@ -948,7 +948,7 @@
           <w:sz w:val="36"/>
           <w:szCs w:val="36"/>
         </w:rPr>
-        <w:t xml:space="preserve">Prompt 3 — Generate paragraph drills using YOUR Anki vocabulary</w:t>
+        <w:t xml:space="preserve">Prompt 3, Generate paragraph drills using YOUR Anki vocabulary</w:t>
       </w:r>
     </w:p>
     <w:p>
@@ -1111,7 +1111,7 @@
                 <w:sz w:val="20"/>
                 <w:szCs w:val="20"/>
               </w:rPr>
-              <w:t xml:space="preserve">- Use simple present, past, or future tense — no perfect tenses</w:t>
+              <w:t xml:space="preserve">- Use simple present, past, or future tense, no perfect tenses</w:t>
             </w:r>
           </w:p>
           <w:p>
@@ -1215,7 +1215,7 @@
           <w:sz w:val="36"/>
           <w:szCs w:val="36"/>
         </w:rPr>
-        <w:t xml:space="preserve">Prompt 4 — Targeted grammar quiz</w:t>
+        <w:t xml:space="preserve">Prompt 4, Targeted grammar quiz</w:t>
       </w:r>
     </w:p>
     <w:p>
@@ -1440,7 +1440,7 @@
           <w:sz w:val="36"/>
           <w:szCs w:val="36"/>
         </w:rPr>
-        <w:t xml:space="preserve">Prompt 5 — Comprehensible input generator</w:t>
+        <w:t xml:space="preserve">Prompt 5, Comprehensible input generator</w:t>
       </w:r>
     </w:p>
     <w:p>
@@ -1707,7 +1707,7 @@
           <w:sz w:val="36"/>
           <w:szCs w:val="36"/>
         </w:rPr>
-        <w:t xml:space="preserve">Prompt 6 — Mnemonic generator</w:t>
+        <w:t xml:space="preserve">Prompt 6, Mnemonic generator</w:t>
       </w:r>
     </w:p>
     <w:p>
@@ -1828,7 +1828,7 @@
                 <w:sz w:val="20"/>
                 <w:szCs w:val="20"/>
               </w:rPr>
-              <w:t xml:space="preserve">1. Use a phonetic prime — a Spanish or English word that sounds like part of the target word</w:t>
+              <w:t xml:space="preserve">1. Use a phonetic prime, a Spanish or English word that sounds like part of the target word</w:t>
             </w:r>
           </w:p>
           <w:p>
@@ -1856,7 +1856,7 @@
                 <w:sz w:val="20"/>
                 <w:szCs w:val="20"/>
               </w:rPr>
-              <w:t xml:space="preserve">3. Include strong emotional content (humor, surprise, embarrassment) — that's what helps memory consolidation</w:t>
+              <w:t xml:space="preserve">3. Include strong emotional content (humor, surprise, embarrassment), that's what helps memory consolidation</w:t>
             </w:r>
           </w:p>
           <w:p>
@@ -1904,7 +1904,7 @@
           <w:sz w:val="36"/>
           <w:szCs w:val="36"/>
         </w:rPr>
-        <w:t xml:space="preserve">Prompt 7 — Build a chunk deck for a real-life situation</w:t>
+        <w:t xml:space="preserve">Prompt 7, Build a chunk deck for a real-life situation</w:t>
       </w:r>
     </w:p>
     <w:p>
@@ -2143,7 +2143,7 @@
           <w:sz w:val="36"/>
           <w:szCs w:val="36"/>
         </w:rPr>
-        <w:t xml:space="preserve">Prompt 8 — Self-talk vocabulary gap finder</w:t>
+        <w:t xml:space="preserve">Prompt 8, Self-talk vocabulary gap finder</w:t>
       </w:r>
     </w:p>
     <w:p>
@@ -2236,7 +2236,7 @@
                 <w:sz w:val="20"/>
                 <w:szCs w:val="20"/>
               </w:rPr>
-              <w:t xml:space="preserve">[paste your stuck phrases — Spanish or mixed Spanish/English is fine]</w:t>
+              <w:t xml:space="preserve">[paste your stuck phrases, Spanish or mixed Spanish/English is fine]</w:t>
             </w:r>
           </w:p>
           <w:p>
@@ -2368,7 +2368,7 @@
           <w:sz w:val="36"/>
           <w:szCs w:val="36"/>
         </w:rPr>
-        <w:t xml:space="preserve">Prompt 9 — Pronunciation feedback</w:t>
+        <w:t xml:space="preserve">Prompt 9, Pronunciation feedback</w:t>
       </w:r>
     </w:p>
     <w:p>
@@ -2579,7 +2579,7 @@
           <w:sz w:val="36"/>
           <w:szCs w:val="36"/>
         </w:rPr>
-        <w:t xml:space="preserve">Prompt 10 — Quarterly review</w:t>
+        <w:t xml:space="preserve">Prompt 10, Quarterly review</w:t>
       </w:r>
     </w:p>
     <w:p>
@@ -3109,7 +3109,7 @@
                 <w:sz w:val="21"/>
                 <w:szCs w:val="21"/>
               </w:rPr>
-              <w:t xml:space="preserve">Vague requests produce vague output. The AI is a tool — you set the agenda. Use the prompts in this library and ignore the chat-partner pattern.</w:t>
+              <w:t xml:space="preserve">Vague requests produce vague output. The AI is a tool, you set the agenda. Use the prompts in this library and ignore the chat-partner pattern.</w:t>
             </w:r>
           </w:p>
         </w:tc>
